--- a/projects/TRD-EHR/paper1-trd-prediction/parts/manuscript/02-abstract.docx
+++ b/projects/TRD-EHR/paper1-trd-prediction/parts/manuscript/02-abstract.docx
@@ -17,8 +17,8 @@
       </w:pPr>
       <w:r>
         <w:rPr>
+          <w:b/>
           <w:bCs/>
-          <w:b/>
         </w:rPr>
         <w:t xml:space="preserve">Background:</w:t>
       </w:r>
@@ -35,8 +35,8 @@
       </w:pPr>
       <w:r>
         <w:rPr>
+          <w:b/>
           <w:bCs/>
-          <w:b/>
         </w:rPr>
         <w:t xml:space="preserve">Objective:</w:t>
       </w:r>
@@ -53,8 +53,8 @@
       </w:pPr>
       <w:r>
         <w:rPr>
+          <w:b/>
           <w:bCs/>
-          <w:b/>
         </w:rPr>
         <w:t xml:space="preserve">Methods:</w:t>
       </w:r>
@@ -71,8 +71,8 @@
       </w:pPr>
       <w:r>
         <w:rPr>
+          <w:b/>
           <w:bCs/>
-          <w:b/>
         </w:rPr>
         <w:t xml:space="preserve">Results:</w:t>
       </w:r>
@@ -80,7 +80,7 @@
         <w:t xml:space="preserve"> </w:t>
       </w:r>
       <w:r>
-        <w:t xml:space="preserve">The outcome occurred in 7,455 patients (17.5%, 95% CI 17.2–17.9). In 8,516 test patients, embedded logistic regression achieved a receiver operating characteristic area under the curve (ROC AUC) of 0.657 (95% CI 0.643–0.672), compared with 0.649 (95% CI 0.634–0.664) for feature-vector XGBoost. The post hoc difference between these leading models was 0.008 (95% CI −0.003 to 0.019). Embeddings improved logistic regression by 0.028 (95% CI 0.017–0.039) but reduced discrimination for the 3 tree ensembles, by 0.013 (95% CI 0.001–0.026) to 0.022 (95% CI 0.011–0.033). Across encoders, embedded logistic regression reached 0.645 (95% CI 0.629–0.660) to 0.657. Permuting psychiatric history produced the largest loss for the primary encoder, 0.024 (95% CI 0.010–0.036) to 0.028 (95% CI 0.017–0.039) across classifiers; medication burden and prior treatment exposure also contributed. Permuting race/ethnicity or recorded social determinants changed ROC AUC by no more than 0.003, and every such interval included zero. Nearest-neighbor retrieval stayed below both leading classifiers at every neighborhood size. Importance-weighted retrieval reached 0.625 (95% CI 0.610–0.641) at 295 neighbors, a size chosen on the test patients. Randomly chosen neighbors reached 0.500 (2.5th–97.5th percentile across draws 0.484–0.515).</w:t>
+        <w:t xml:space="preserve">The outcome occurred in 7,455 patients (17.5%, 95% CI 17.2–17.9). In 8,516 test patients, embedded logistic regression achieved a receiver operating characteristic area under the curve (ROC AUC) of 0.657 (95% CI 0.643–0.672), compared with 0.649 (95% CI 0.634–0.664) for feature-vector XGBoost. The post hoc difference between these leading models was 0.008 (95% CI −0.003 to 0.019). Embeddings improved logistic regression by 0.028 (95% CI 0.017–0.039) but reduced discrimination for the 3 tree ensembles, by 0.013 (95% CI 0.001–0.026) to 0.022 (95% CI 0.011–0.033). Across encoders, embedded logistic regression reached 0.645 (95% CI 0.629–0.660) to 0.657 (95% CI 0.643–0.672). Permuting psychiatric history produced the largest loss for the primary encoder, 0.024 (95% CI 0.010–0.036) to 0.028 (95% CI 0.017–0.039) across classifiers; medication burden and prior treatment exposure also contributed. Permuting race/ethnicity or recorded social determinants changed ROC AUC by no more than 0.003, and every such interval included zero. Nearest-neighbor retrieval, scored at every neighborhood size from 1 to 34,063, stayed below both leading classifiers at every size. Its maximum at similarity exponent 1, 0.625 (95% CI 0.610–0.641) for logistic-regression-weighted retrieval, was read at a size chosen on the test patients and is optimistic. Randomly chosen neighbors stayed at chance, at most 0.500 (2.5th–97.5th percentile across draws 0.484–0.515).</w:t>
       </w:r>
     </w:p>
     <w:p>
@@ -89,8 +89,8 @@
       </w:pPr>
       <w:r>
         <w:rPr>
+          <w:b/>
           <w:bCs/>
-          <w:b/>
         </w:rPr>
         <w:t xml:space="preserve">Conclusions:</w:t>
       </w:r>
@@ -321,14 +321,14 @@
     </w:lvl>
   </w:abstractNum>
   <w:abstractNum w:abstractNumId="990">
-    <w:nsid w:val="2c1ae401"/>
+    <w:nsid w:val="0000A990"/>
     <w:multiLevelType w:val="multilevel"/>
     <w:lvl w:ilvl="0">
       <w:numFmt w:val="bullet"/>
       <w:lvlText w:val=" "/>
       <w:lvlJc w:val="left"/>
       <w:pPr>
-        <w:ind w:left="720" w:hanging="480"/>
+        <w:ind w:left="720" w:hanging="360"/>
       </w:pPr>
     </w:lvl>
     <w:lvl w:ilvl="1">
@@ -336,7 +336,7 @@
       <w:lvlText w:val=" "/>
       <w:lvlJc w:val="left"/>
       <w:pPr>
-        <w:ind w:left="1440" w:hanging="480"/>
+        <w:ind w:left="1440" w:hanging="360"/>
       </w:pPr>
     </w:lvl>
     <w:lvl w:ilvl="2">
@@ -344,7 +344,7 @@
       <w:lvlText w:val=" "/>
       <w:lvlJc w:val="left"/>
       <w:pPr>
-        <w:ind w:left="2160" w:hanging="480"/>
+        <w:ind w:left="2160" w:hanging="360"/>
       </w:pPr>
     </w:lvl>
     <w:lvl w:ilvl="3">
@@ -352,7 +352,7 @@
       <w:lvlText w:val=" "/>
       <w:lvlJc w:val="left"/>
       <w:pPr>
-        <w:ind w:left="2880" w:hanging="480"/>
+        <w:ind w:left="2880" w:hanging="360"/>
       </w:pPr>
     </w:lvl>
     <w:lvl w:ilvl="4">
@@ -360,7 +360,7 @@
       <w:lvlText w:val=" "/>
       <w:lvlJc w:val="left"/>
       <w:pPr>
-        <w:ind w:left="3600" w:hanging="480"/>
+        <w:ind w:left="3600" w:hanging="360"/>
       </w:pPr>
     </w:lvl>
     <w:lvl w:ilvl="5">
@@ -368,7 +368,7 @@
       <w:lvlText w:val=" "/>
       <w:lvlJc w:val="left"/>
       <w:pPr>
-        <w:ind w:left="4320" w:hanging="480"/>
+        <w:ind w:left="4320" w:hanging="360"/>
       </w:pPr>
     </w:lvl>
     <w:lvl w:ilvl="6">
@@ -376,7 +376,7 @@
       <w:lvlText w:val=" "/>
       <w:lvlJc w:val="left"/>
       <w:pPr>
-        <w:ind w:left="5040" w:hanging="480"/>
+        <w:ind w:left="5040" w:hanging="360"/>
       </w:pPr>
     </w:lvl>
     <w:lvl w:ilvl="7">
@@ -384,7 +384,7 @@
       <w:lvlText w:val=" "/>
       <w:lvlJc w:val="left"/>
       <w:pPr>
-        <w:ind w:left="5760" w:hanging="480"/>
+        <w:ind w:left="5760" w:hanging="360"/>
       </w:pPr>
     </w:lvl>
     <w:lvl w:ilvl="8">
@@ -392,7 +392,7 @@
       <w:lvlText w:val=" "/>
       <w:lvlJc w:val="left"/>
       <w:pPr>
-        <w:ind w:left="6480" w:hanging="480"/>
+        <w:ind w:left="6480" w:hanging="360"/>
       </w:pPr>
     </w:lvl>
   </w:abstractNum>
@@ -1143,8 +1143,8 @@
     <w:name w:val="KeywordTok"/>
     <w:basedOn w:val="VerbatimChar"/>
     <w:rPr>
+      <w:b/>
       <w:color w:val="007020"/>
-      <w:b/>
     </w:rPr>
   </w:style>
   <w:style w:type="character" w:customStyle="1" w:styleId="DataTypeTok">
@@ -1220,40 +1220,43 @@
   <w:style w:type="character" w:customStyle="1" w:styleId="ImportTok">
     <w:name w:val="ImportTok"/>
     <w:basedOn w:val="VerbatimChar"/>
-    <w:rPr/>
+    <w:rPr>
+      <w:b/>
+      <w:color w:val="008000"/>
+    </w:rPr>
   </w:style>
   <w:style w:type="character" w:customStyle="1" w:styleId="CommentTok">
     <w:name w:val="CommentTok"/>
     <w:basedOn w:val="VerbatimChar"/>
     <w:rPr>
+      <w:i/>
       <w:color w:val="60a0b0"/>
-      <w:i/>
     </w:rPr>
   </w:style>
   <w:style w:type="character" w:customStyle="1" w:styleId="DocumentationTok">
     <w:name w:val="DocumentationTok"/>
     <w:basedOn w:val="VerbatimChar"/>
     <w:rPr>
+      <w:i/>
       <w:color w:val="ba2121"/>
-      <w:i/>
     </w:rPr>
   </w:style>
   <w:style w:type="character" w:customStyle="1" w:styleId="AnnotationTok">
     <w:name w:val="AnnotationTok"/>
     <w:basedOn w:val="VerbatimChar"/>
     <w:rPr>
+      <w:b/>
+      <w:i/>
       <w:color w:val="60a0b0"/>
-      <w:b/>
-      <w:i/>
     </w:rPr>
   </w:style>
   <w:style w:type="character" w:customStyle="1" w:styleId="CommentVarTok">
     <w:name w:val="CommentVarTok"/>
     <w:basedOn w:val="VerbatimChar"/>
     <w:rPr>
+      <w:b/>
+      <w:i/>
       <w:color w:val="60a0b0"/>
-      <w:b/>
-      <w:i/>
     </w:rPr>
   </w:style>
   <w:style w:type="character" w:customStyle="1" w:styleId="OtherTok">
@@ -1281,8 +1284,8 @@
     <w:name w:val="ControlFlowTok"/>
     <w:basedOn w:val="VerbatimChar"/>
     <w:rPr>
+      <w:b/>
       <w:color w:val="007020"/>
-      <w:b/>
     </w:rPr>
   </w:style>
   <w:style w:type="character" w:customStyle="1" w:styleId="OperatorTok">
@@ -1295,7 +1298,9 @@
   <w:style w:type="character" w:customStyle="1" w:styleId="BuiltInTok">
     <w:name w:val="BuiltInTok"/>
     <w:basedOn w:val="VerbatimChar"/>
-    <w:rPr/>
+    <w:rPr>
+      <w:color w:val="008000"/>
+    </w:rPr>
   </w:style>
   <w:style w:type="character" w:customStyle="1" w:styleId="ExtensionTok">
     <w:name w:val="ExtensionTok"/>
@@ -1325,34 +1330,34 @@
     <w:name w:val="InformationTok"/>
     <w:basedOn w:val="VerbatimChar"/>
     <w:rPr>
+      <w:b/>
+      <w:i/>
       <w:color w:val="60a0b0"/>
-      <w:b/>
-      <w:i/>
     </w:rPr>
   </w:style>
   <w:style w:type="character" w:customStyle="1" w:styleId="WarningTok">
     <w:name w:val="WarningTok"/>
     <w:basedOn w:val="VerbatimChar"/>
     <w:rPr>
+      <w:b/>
+      <w:i/>
       <w:color w:val="60a0b0"/>
-      <w:b/>
-      <w:i/>
     </w:rPr>
   </w:style>
   <w:style w:type="character" w:customStyle="1" w:styleId="AlertTok">
     <w:name w:val="AlertTok"/>
     <w:basedOn w:val="VerbatimChar"/>
     <w:rPr>
+      <w:b/>
       <w:color w:val="ff0000"/>
-      <w:b/>
     </w:rPr>
   </w:style>
   <w:style w:type="character" w:customStyle="1" w:styleId="ErrorTok">
     <w:name w:val="ErrorTok"/>
     <w:basedOn w:val="VerbatimChar"/>
     <w:rPr>
+      <w:b/>
       <w:color w:val="ff0000"/>
-      <w:b/>
     </w:rPr>
   </w:style>
   <w:style w:type="character" w:customStyle="1" w:styleId="NormalTok">

--- a/projects/TRD-EHR/paper1-trd-prediction/parts/manuscript/02-abstract.docx
+++ b/projects/TRD-EHR/paper1-trd-prediction/parts/manuscript/02-abstract.docx
@@ -44,7 +44,7 @@
         <w:t xml:space="preserve"> </w:t>
       </w:r>
       <w:r>
-        <w:t xml:space="preserve">We compared structured feature vectors with pretrained embeddings of rule-based patient narratives for predicting a treatment-switching proxy for TRD at the index antidepressant prescription.</w:t>
+        <w:t xml:space="preserve">We compared structured feature vectors with pretrained embeddings of template-generated patient narratives for predicting a treatment-switching proxy for TRD at the index antidepressant prescription.</w:t>
       </w:r>
     </w:p>
     <w:p>

--- a/projects/TRD-EHR/paper1-trd-prediction/parts/manuscript/02-abstract.docx
+++ b/projects/TRD-EHR/paper1-trd-prediction/parts/manuscript/02-abstract.docx
@@ -62,7 +62,7 @@
         <w:t xml:space="preserve"> </w:t>
       </w:r>
       <w:r>
-        <w:t xml:space="preserve">This retrospective study included 42,579 patients with depression from one community health system. The outcome required at least 3 distinct antidepressant treatments, including the index agent, within 365 days. Clinical predictors were derived from a 730-day lookback window. We evaluated 4 classifiers on each representation using a shared 80:20 training and test split, with preprocessing and tuning confined to training data. Four embedding encoders were evaluated; Qwen3-Embedding-8B was primary. The pipelines used the same source records. We assessed discrimination, calibration, and paired bootstrap differences, and used concept permutation and neighbor retrieval to examine the predictive signal.</w:t>
+        <w:t xml:space="preserve">This retrospective study included 42,579 patients with depression from one community health system. The outcome required at least 3 distinct antidepressant treatments, including the index agent, within 365 days. Clinical predictors were derived from a 730-day lookback window. We evaluated 4 classifiers on each representation using a shared 80:20 training and test split, with preprocessing and tuning confined to training data. Four embedding encoders were evaluated; results that name no encoder are for Qwen3-Embedding-8B. The pipelines used the same source records. We assessed discrimination, calibration, and paired bootstrap differences, and used concept permutation and neighbor retrieval to examine the predictive signal.</w:t>
       </w:r>
     </w:p>
     <w:p>
@@ -80,7 +80,7 @@
         <w:t xml:space="preserve"> </w:t>
       </w:r>
       <w:r>
-        <w:t xml:space="preserve">The outcome occurred in 7,455 patients (17.5%, 95% CI 17.2–17.9). In 8,516 test patients, embedded logistic regression achieved a receiver operating characteristic area under the curve (ROC AUC) of 0.657 (95% CI 0.643–0.672), compared with 0.649 (95% CI 0.634–0.664) for feature-vector XGBoost. The post hoc difference between these leading models was 0.008 (95% CI −0.003 to 0.019). Embeddings improved logistic regression by 0.028 (95% CI 0.017–0.039) but reduced discrimination for the 3 tree ensembles, by 0.013 (95% CI 0.001–0.026) to 0.022 (95% CI 0.011–0.033). Across encoders, embedded logistic regression reached 0.645 (95% CI 0.629–0.660) to 0.657 (95% CI 0.643–0.672). Permuting psychiatric history produced the largest loss for the primary encoder, 0.024 (95% CI 0.010–0.036) to 0.028 (95% CI 0.017–0.039) across classifiers; medication burden and prior treatment exposure also contributed. Permuting race/ethnicity or recorded social determinants changed ROC AUC by no more than 0.003, and every such interval included zero. Nearest-neighbor retrieval, scored at every neighborhood size from 1 to 34,063, stayed below both leading classifiers at every size. Its maximum at similarity exponent 1, 0.625 (95% CI 0.610–0.641) for logistic-regression-weighted retrieval, was read at a size chosen on the test patients and is optimistic. Randomly chosen neighbors stayed at chance, at most 0.500 (2.5th–97.5th percentile across draws 0.484–0.515).</w:t>
+        <w:t xml:space="preserve">The outcome occurred in 7,455 patients (17.5%, 95% CI 17.2–17.9). In 8,516 test patients, embedded logistic regression achieved a receiver operating characteristic area under the curve (ROC AUC) of 0.657 (95% CI 0.643–0.672), compared with 0.649 (95% CI 0.634–0.664) for feature-vector XGBoost. The post hoc difference between these leading models was 0.008 (95% CI −0.003 to 0.019). Embeddings improved logistic regression by 0.028 (95% CI 0.017–0.039) but reduced discrimination for the 3 tree ensembles, by 0.013 (95% CI 0.001–0.026) to 0.022 (95% CI 0.011–0.033). Across encoders, embedded logistic regression reached 0.645 (95% CI 0.629–0.660) to 0.657 (95% CI 0.643–0.672). Permuting psychiatric history produced the largest loss for Qwen3-Embedding-8B, 0.024 (95% CI 0.010–0.036) to 0.028 (95% CI 0.017–0.039) across classifiers; medication burden and prior treatment exposure also contributed. Permuting race/ethnicity or recorded social determinants changed ROC AUC by no more than 0.003, and every such interval included zero. Nearest-neighbor retrieval, scored at every neighborhood size from 1 to 34,063, stayed below both leading classifiers at every size. Its maximum at similarity exponent 1, 0.625 (95% CI 0.610–0.641) for logistic-regression-weighted retrieval, was read at a size chosen on the test patients and is optimistic. Randomly chosen neighbors stayed at chance, at most 0.500 (2.5th–97.5th percentile across draws 0.484–0.515).</w:t>
       </w:r>
     </w:p>
     <w:p>
